--- a/templates/termination/marreveshje-nderprerje.docx
+++ b/templates/termination/marreveshje-nderprerje.docx
@@ -8,7 +8,7 @@
       </w:pPr>
       <w:r>
         <w:rPr>
-          <w:rFonts w:ascii="Calibri" w:cs="Calibri" w:eastAsia="Calibri" w:hAnsi="Calibri"/>
+          <w:rFonts w:ascii="Liberation Sans" w:cs="Liberation Sans" w:eastAsia="Liberation Sans" w:hAnsi="Liberation Sans"/>
           <w:b/>
           <w:bCs/>
           <w:sz w:val="30"/>
@@ -23,7 +23,7 @@
       </w:pPr>
       <w:r>
         <w:rPr>
-          <w:rFonts w:ascii="Calibri" w:cs="Calibri" w:eastAsia="Calibri" w:hAnsi="Calibri"/>
+          <w:rFonts w:ascii="Liberation Serif" w:cs="Liberation Serif" w:eastAsia="Liberation Serif" w:hAnsi="Liberation Serif"/>
           <w:sz w:val="22"/>
           <w:szCs w:val="22"/>
         </w:rPr>
@@ -36,7 +36,7 @@
       </w:pPr>
       <w:r>
         <w:rPr>
-          <w:rFonts w:ascii="Calibri" w:cs="Calibri" w:eastAsia="Calibri" w:hAnsi="Calibri"/>
+          <w:rFonts w:ascii="Liberation Serif" w:cs="Liberation Serif" w:eastAsia="Liberation Serif" w:hAnsi="Liberation Serif"/>
           <w:color w:val="555555"/>
           <w:sz w:val="20"/>
           <w:szCs w:val="20"/>
@@ -58,7 +58,7 @@
       </w:pPr>
       <w:r>
         <w:rPr>
-          <w:rFonts w:ascii="Calibri" w:cs="Calibri" w:eastAsia="Calibri" w:hAnsi="Calibri"/>
+          <w:rFonts w:ascii="Liberation Serif" w:cs="Liberation Serif" w:eastAsia="Liberation Serif" w:hAnsi="Liberation Serif"/>
           <w:sz w:val="20"/>
           <w:szCs w:val="20"/>
         </w:rPr>
@@ -72,7 +72,7 @@
       </w:pPr>
       <w:r>
         <w:rPr>
-          <w:rFonts w:ascii="Calibri" w:cs="Calibri" w:eastAsia="Calibri" w:hAnsi="Calibri"/>
+          <w:rFonts w:ascii="Liberation Serif" w:cs="Liberation Serif" w:eastAsia="Liberation Serif" w:hAnsi="Liberation Serif"/>
           <w:sz w:val="20"/>
           <w:szCs w:val="20"/>
         </w:rPr>
@@ -85,7 +85,7 @@
       </w:pPr>
       <w:r>
         <w:rPr>
-          <w:rFonts w:ascii="Calibri" w:cs="Calibri" w:eastAsia="Calibri" w:hAnsi="Calibri"/>
+          <w:rFonts w:ascii="Liberation Serif" w:cs="Liberation Serif" w:eastAsia="Liberation Serif" w:hAnsi="Liberation Serif"/>
           <w:sz w:val="22"/>
           <w:szCs w:val="22"/>
         </w:rPr>
@@ -100,7 +100,7 @@
       </w:pPr>
       <w:r>
         <w:rPr>
-          <w:rFonts w:ascii="Calibri" w:cs="Calibri" w:eastAsia="Calibri" w:hAnsi="Calibri"/>
+          <w:rFonts w:ascii="Liberation Sans" w:cs="Liberation Sans" w:eastAsia="Liberation Sans" w:hAnsi="Liberation Sans"/>
           <w:b/>
           <w:bCs/>
           <w:sz w:val="32"/>
@@ -116,7 +116,7 @@
       </w:pPr>
       <w:r>
         <w:rPr>
-          <w:rFonts w:ascii="Calibri" w:cs="Calibri" w:eastAsia="Calibri" w:hAnsi="Calibri"/>
+          <w:rFonts w:ascii="Liberation Sans" w:cs="Liberation Sans" w:eastAsia="Liberation Sans" w:hAnsi="Liberation Sans"/>
           <w:b/>
           <w:bCs/>
           <w:sz w:val="24"/>
@@ -131,7 +131,7 @@
       </w:pPr>
       <w:r>
         <w:rPr>
-          <w:rFonts w:ascii="Calibri" w:cs="Calibri" w:eastAsia="Calibri" w:hAnsi="Calibri"/>
+          <w:rFonts w:ascii="Liberation Serif" w:cs="Liberation Serif" w:eastAsia="Liberation Serif" w:hAnsi="Liberation Serif"/>
           <w:sz w:val="22"/>
           <w:szCs w:val="22"/>
         </w:rPr>
@@ -144,7 +144,7 @@
       </w:pPr>
       <w:r>
         <w:rPr>
-          <w:rFonts w:ascii="Calibri" w:cs="Calibri" w:eastAsia="Calibri" w:hAnsi="Calibri"/>
+          <w:rFonts w:ascii="Liberation Sans" w:cs="Liberation Sans" w:eastAsia="Liberation Sans" w:hAnsi="Liberation Sans"/>
           <w:b/>
           <w:bCs/>
           <w:sz w:val="22"/>
@@ -159,7 +159,7 @@
       </w:pPr>
       <w:r>
         <w:rPr>
-          <w:rFonts w:ascii="Calibri" w:cs="Calibri" w:eastAsia="Calibri" w:hAnsi="Calibri"/>
+          <w:rFonts w:ascii="Liberation Serif" w:cs="Liberation Serif" w:eastAsia="Liberation Serif" w:hAnsi="Liberation Serif"/>
           <w:sz w:val="22"/>
           <w:szCs w:val="22"/>
         </w:rPr>
@@ -172,7 +172,7 @@
       </w:pPr>
       <w:r>
         <w:rPr>
-          <w:rFonts w:ascii="Calibri" w:cs="Calibri" w:eastAsia="Calibri" w:hAnsi="Calibri"/>
+          <w:rFonts w:ascii="Liberation Sans" w:cs="Liberation Sans" w:eastAsia="Liberation Sans" w:hAnsi="Liberation Sans"/>
           <w:b/>
           <w:bCs/>
           <w:sz w:val="22"/>
@@ -187,7 +187,7 @@
       </w:pPr>
       <w:r>
         <w:rPr>
-          <w:rFonts w:ascii="Calibri" w:cs="Calibri" w:eastAsia="Calibri" w:hAnsi="Calibri"/>
+          <w:rFonts w:ascii="Liberation Serif" w:cs="Liberation Serif" w:eastAsia="Liberation Serif" w:hAnsi="Liberation Serif"/>
           <w:sz w:val="22"/>
           <w:szCs w:val="22"/>
         </w:rPr>
@@ -200,7 +200,7 @@
       </w:pPr>
       <w:r>
         <w:rPr>
-          <w:rFonts w:ascii="Calibri" w:cs="Calibri" w:eastAsia="Calibri" w:hAnsi="Calibri"/>
+          <w:rFonts w:ascii="Liberation Sans" w:cs="Liberation Sans" w:eastAsia="Liberation Sans" w:hAnsi="Liberation Sans"/>
           <w:b/>
           <w:bCs/>
           <w:sz w:val="22"/>
@@ -215,7 +215,7 @@
       </w:pPr>
       <w:r>
         <w:rPr>
-          <w:rFonts w:ascii="Calibri" w:cs="Calibri" w:eastAsia="Calibri" w:hAnsi="Calibri"/>
+          <w:rFonts w:ascii="Liberation Serif" w:cs="Liberation Serif" w:eastAsia="Liberation Serif" w:hAnsi="Liberation Serif"/>
           <w:sz w:val="22"/>
           <w:szCs w:val="22"/>
         </w:rPr>
@@ -228,7 +228,7 @@
       </w:pPr>
       <w:r>
         <w:rPr>
-          <w:rFonts w:ascii="Calibri" w:cs="Calibri" w:eastAsia="Calibri" w:hAnsi="Calibri"/>
+          <w:rFonts w:ascii="Liberation Sans" w:cs="Liberation Sans" w:eastAsia="Liberation Sans" w:hAnsi="Liberation Sans"/>
           <w:b/>
           <w:bCs/>
           <w:sz w:val="22"/>
@@ -243,7 +243,7 @@
       </w:pPr>
       <w:r>
         <w:rPr>
-          <w:rFonts w:ascii="Calibri" w:cs="Calibri" w:eastAsia="Calibri" w:hAnsi="Calibri"/>
+          <w:rFonts w:ascii="Liberation Serif" w:cs="Liberation Serif" w:eastAsia="Liberation Serif" w:hAnsi="Liberation Serif"/>
           <w:sz w:val="22"/>
           <w:szCs w:val="22"/>
         </w:rPr>
@@ -256,7 +256,7 @@
       </w:pPr>
       <w:r>
         <w:rPr>
-          <w:rFonts w:ascii="Calibri" w:cs="Calibri" w:eastAsia="Calibri" w:hAnsi="Calibri"/>
+          <w:rFonts w:ascii="Liberation Sans" w:cs="Liberation Sans" w:eastAsia="Liberation Sans" w:hAnsi="Liberation Sans"/>
           <w:b/>
           <w:bCs/>
           <w:sz w:val="24"/>
@@ -271,7 +271,7 @@
       </w:pPr>
       <w:r>
         <w:rPr>
-          <w:rFonts w:ascii="Calibri" w:cs="Calibri" w:eastAsia="Calibri" w:hAnsi="Calibri"/>
+          <w:rFonts w:ascii="Liberation Serif" w:cs="Liberation Serif" w:eastAsia="Liberation Serif" w:hAnsi="Liberation Serif"/>
           <w:sz w:val="21"/>
           <w:szCs w:val="21"/>
         </w:rPr>
@@ -284,7 +284,7 @@
       </w:pPr>
       <w:r>
         <w:rPr>
-          <w:rFonts w:ascii="Calibri" w:cs="Calibri" w:eastAsia="Calibri" w:hAnsi="Calibri"/>
+          <w:rFonts w:ascii="Liberation Serif" w:cs="Liberation Serif" w:eastAsia="Liberation Serif" w:hAnsi="Liberation Serif"/>
           <w:b/>
           <w:bCs/>
           <w:sz w:val="22"/>
@@ -299,7 +299,7 @@
       </w:pPr>
       <w:r>
         <w:rPr>
-          <w:rFonts w:ascii="Calibri" w:cs="Calibri" w:eastAsia="Calibri" w:hAnsi="Calibri"/>
+          <w:rFonts w:ascii="Liberation Serif" w:cs="Liberation Serif" w:eastAsia="Liberation Serif" w:hAnsi="Liberation Serif"/>
           <w:sz w:val="22"/>
           <w:szCs w:val="22"/>
         </w:rPr>
@@ -312,7 +312,7 @@
       </w:pPr>
       <w:r>
         <w:rPr>
-          <w:rFonts w:ascii="Calibri" w:cs="Calibri" w:eastAsia="Calibri" w:hAnsi="Calibri"/>
+          <w:rFonts w:ascii="Liberation Serif" w:cs="Liberation Serif" w:eastAsia="Liberation Serif" w:hAnsi="Liberation Serif"/>
           <w:b/>
           <w:bCs/>
           <w:sz w:val="22"/>
@@ -327,7 +327,7 @@
       </w:pPr>
       <w:r>
         <w:rPr>
-          <w:rFonts w:ascii="Calibri" w:cs="Calibri" w:eastAsia="Calibri" w:hAnsi="Calibri"/>
+          <w:rFonts w:ascii="Liberation Serif" w:cs="Liberation Serif" w:eastAsia="Liberation Serif" w:hAnsi="Liberation Serif"/>
           <w:color w:val="555555"/>
           <w:sz w:val="20"/>
           <w:szCs w:val="20"/>
@@ -341,7 +341,7 @@
       </w:pPr>
       <w:r>
         <w:rPr>
-          <w:rFonts w:ascii="Calibri" w:cs="Calibri" w:eastAsia="Calibri" w:hAnsi="Calibri"/>
+          <w:rFonts w:ascii="Liberation Serif" w:cs="Liberation Serif" w:eastAsia="Liberation Serif" w:hAnsi="Liberation Serif"/>
           <w:b/>
           <w:bCs/>
           <w:sz w:val="22"/>
@@ -356,7 +356,7 @@
       </w:pPr>
       <w:r>
         <w:rPr>
-          <w:rFonts w:ascii="Calibri" w:cs="Calibri" w:eastAsia="Calibri" w:hAnsi="Calibri"/>
+          <w:rFonts w:ascii="Liberation Serif" w:cs="Liberation Serif" w:eastAsia="Liberation Serif" w:hAnsi="Liberation Serif"/>
           <w:sz w:val="22"/>
           <w:szCs w:val="22"/>
         </w:rPr>
@@ -369,7 +369,7 @@
       </w:pPr>
       <w:r>
         <w:rPr>
-          <w:rFonts w:ascii="Calibri" w:cs="Calibri" w:eastAsia="Calibri" w:hAnsi="Calibri"/>
+          <w:rFonts w:ascii="Liberation Serif" w:cs="Liberation Serif" w:eastAsia="Liberation Serif" w:hAnsi="Liberation Serif"/>
           <w:b/>
           <w:bCs/>
           <w:sz w:val="22"/>
@@ -566,7 +566,7 @@
   <w:docDefaults>
     <w:rPrDefault>
       <w:rPr>
-        <w:rFonts w:ascii="Calibri" w:cs="Calibri" w:eastAsia="Calibri" w:hAnsi="Calibri"/>
+        <w:rFonts w:ascii="Liberation Serif" w:cs="Liberation Serif" w:eastAsia="Liberation Serif" w:hAnsi="Liberation Serif"/>
         <w:sz w:val="22"/>
         <w:szCs w:val="22"/>
       </w:rPr>
@@ -579,6 +579,7 @@
     <w:next w:val="Normal"/>
     <w:qFormat/>
     <w:rPr>
+      <w:rFonts w:ascii="Liberation Sans" w:hAnsi="Liberation Sans" w:eastAsia="Liberation Sans" w:cs="Liberation Sans"/>
       <w:sz w:val="56"/>
       <w:szCs w:val="56"/>
     </w:rPr>
@@ -589,6 +590,7 @@
     <w:next w:val="Normal"/>
     <w:qFormat/>
     <w:rPr>
+      <w:rFonts w:ascii="Liberation Sans" w:hAnsi="Liberation Sans" w:eastAsia="Liberation Sans" w:cs="Liberation Sans"/>
       <w:color w:val="2E74B5"/>
       <w:sz w:val="32"/>
       <w:szCs w:val="32"/>
@@ -600,6 +602,7 @@
     <w:next w:val="Normal"/>
     <w:qFormat/>
     <w:rPr>
+      <w:rFonts w:ascii="Liberation Sans" w:hAnsi="Liberation Sans" w:eastAsia="Liberation Sans" w:cs="Liberation Sans"/>
       <w:color w:val="2E74B5"/>
       <w:sz w:val="26"/>
       <w:szCs w:val="26"/>
@@ -611,6 +614,7 @@
     <w:next w:val="Normal"/>
     <w:qFormat/>
     <w:rPr>
+      <w:rFonts w:ascii="Liberation Sans" w:hAnsi="Liberation Sans" w:eastAsia="Liberation Sans" w:cs="Liberation Sans"/>
       <w:color w:val="1F4D78"/>
       <w:sz w:val="24"/>
       <w:szCs w:val="24"/>
@@ -622,6 +626,7 @@
     <w:next w:val="Normal"/>
     <w:qFormat/>
     <w:rPr>
+      <w:rFonts w:ascii="Liberation Sans" w:hAnsi="Liberation Sans" w:eastAsia="Liberation Sans" w:cs="Liberation Sans"/>
       <w:i/>
       <w:iCs/>
       <w:color w:val="2E74B5"/>
@@ -633,6 +638,7 @@
     <w:next w:val="Normal"/>
     <w:qFormat/>
     <w:rPr>
+      <w:rFonts w:ascii="Liberation Sans" w:hAnsi="Liberation Sans" w:eastAsia="Liberation Sans" w:cs="Liberation Sans"/>
       <w:color w:val="2E74B5"/>
     </w:rPr>
   </w:style>
@@ -642,6 +648,7 @@
     <w:next w:val="Normal"/>
     <w:qFormat/>
     <w:rPr>
+      <w:rFonts w:ascii="Liberation Sans" w:hAnsi="Liberation Sans" w:eastAsia="Liberation Sans" w:cs="Liberation Sans"/>
       <w:color w:val="1F4D78"/>
     </w:rPr>
   </w:style>
@@ -651,6 +658,7 @@
     <w:next w:val="Normal"/>
     <w:qFormat/>
     <w:rPr>
+      <w:rFonts w:ascii="Liberation Serif" w:hAnsi="Liberation Serif" w:eastAsia="Liberation Serif" w:cs="Liberation Serif"/>
       <w:b/>
       <w:bCs/>
     </w:rPr>
@@ -659,6 +667,9 @@
     <w:name w:val="List Paragraph"/>
     <w:basedOn w:val="Normal"/>
     <w:qFormat/>
+    <w:rPr>
+      <w:rFonts w:ascii="Liberation Serif" w:hAnsi="Liberation Serif" w:eastAsia="Liberation Serif" w:cs="Liberation Serif"/>
+    </w:rPr>
   </w:style>
   <w:style w:type="character" w:styleId="Hyperlink">
     <w:name w:val="Hyperlink"/>
@@ -666,6 +677,7 @@
     <w:uiPriority w:val="99"/>
     <w:unhideWhenUsed/>
     <w:rPr>
+      <w:rFonts w:ascii="Liberation Serif" w:hAnsi="Liberation Serif" w:eastAsia="Liberation Serif" w:cs="Liberation Serif"/>
       <w:color w:val="0563C1"/>
       <w:u w:val="single"/>
     </w:rPr>
@@ -677,6 +689,7 @@
     <w:semiHidden/>
     <w:unhideWhenUsed/>
     <w:rPr>
+      <w:rFonts w:ascii="Liberation Serif" w:hAnsi="Liberation Serif" w:eastAsia="Liberation Serif" w:cs="Liberation Serif"/>
       <w:vertAlign w:val="superscript"/>
     </w:rPr>
   </w:style>
@@ -691,6 +704,7 @@
       <w:spacing w:after="0" w:line="240" w:lineRule="auto"/>
     </w:pPr>
     <w:rPr>
+      <w:rFonts w:ascii="Liberation Serif" w:hAnsi="Liberation Serif" w:eastAsia="Liberation Serif" w:cs="Liberation Serif"/>
       <w:sz w:val="20"/>
       <w:szCs w:val="20"/>
     </w:rPr>
@@ -703,6 +717,7 @@
     <w:semiHidden/>
     <w:unhideWhenUsed/>
     <w:rPr>
+      <w:rFonts w:ascii="Liberation Serif" w:hAnsi="Liberation Serif" w:eastAsia="Liberation Serif" w:cs="Liberation Serif"/>
       <w:sz w:val="20"/>
       <w:szCs w:val="20"/>
     </w:rPr>
@@ -714,6 +729,7 @@
     <w:semiHidden/>
     <w:unhideWhenUsed/>
     <w:rPr>
+      <w:rFonts w:ascii="Liberation Serif" w:hAnsi="Liberation Serif" w:eastAsia="Liberation Serif" w:cs="Liberation Serif"/>
       <w:vertAlign w:val="superscript"/>
     </w:rPr>
   </w:style>
@@ -728,6 +744,7 @@
       <w:spacing w:after="0" w:line="240" w:lineRule="auto"/>
     </w:pPr>
     <w:rPr>
+      <w:rFonts w:ascii="Liberation Serif" w:hAnsi="Liberation Serif" w:eastAsia="Liberation Serif" w:cs="Liberation Serif"/>
       <w:sz w:val="20"/>
       <w:szCs w:val="20"/>
     </w:rPr>
@@ -740,6 +757,7 @@
     <w:semiHidden/>
     <w:unhideWhenUsed/>
     <w:rPr>
+      <w:rFonts w:ascii="Liberation Serif" w:hAnsi="Liberation Serif" w:eastAsia="Liberation Serif" w:cs="Liberation Serif"/>
       <w:sz w:val="20"/>
       <w:szCs w:val="20"/>
     </w:rPr>

--- a/templates/termination/marreveshje-nderprerje.docx
+++ b/templates/termination/marreveshje-nderprerje.docx
@@ -41,7 +41,7 @@
           <w:sz w:val="20"/>
           <w:szCs w:val="20"/>
         </w:rPr>
-        <w:t xml:space="preserve">NRB: {{company_nrb}}   ·   NUI: {{company_nui}}</w:t>
+        <w:t xml:space="preserve">NUI: {{company_nui}}</w:t>
       </w:r>
     </w:p>
     <w:p>
@@ -135,7 +135,7 @@
           <w:sz w:val="22"/>
           <w:szCs w:val="22"/>
         </w:rPr>
-        <w:t xml:space="preserve">Ndërmjet: punëdhënësit {{company_name}} (NRB: {{company_nrb}}), përfaqësuar nga {{authorized_person_name}}, dhe të punësuarit/të punësuarës {{employee_name}} {{employee_last_name}}, me numër personal {{employee_personal_number}}, në pozitën {{employee_position}}.</w:t>
+        <w:t xml:space="preserve">Ndërmjet: punëdhënësit {{company_name}}, përfaqësuar nga {{authorized_person_name}}, dhe të punësuarit/të punësuarës {{employee_name}} {{employee_last_name}}, me numër personal {{employee_personal_number}}, në pozitën {{employee_position}}.</w:t>
       </w:r>
     </w:p>
     <w:p>
